--- a/public/materials/计算机系统基础/题目only/docx/计算机系统(习题02).docx
+++ b/public/materials/计算机系统基础/题目only/docx/计算机系统(习题02).docx
@@ -60,7 +60,7 @@
       <w:pPr>
         <w:spacing w:before="80" w:after="80"/>
         <w:rPr>
-          <w:rFonts w:ascii="Times New Roman" w:eastAsia="SimSun" w:hAnsi="Times New Roman" w:hint="eastAsia"/>
+          <w:rFonts w:ascii="Times New Roman" w:eastAsia="SimSun" w:hAnsi="Times New Roman"/>
           <w:lang w:eastAsia="zh-CN"/>
         </w:rPr>
       </w:pPr>
@@ -76,37 +76,23 @@
           <w:rFonts w:ascii="Times New Roman" w:eastAsia="SimSun" w:hAnsi="Times New Roman"/>
           <w:lang w:eastAsia="zh-CN"/>
         </w:rPr>
-        <w:t>判断正误：二进制补码表示法中，零的表示形式是唯一的。</w:t>
+        <w:t>二进制补码表示法中，零的表示形式是唯一的。</w:t>
       </w:r>
     </w:p>
     <w:p>
       <w:pPr>
         <w:spacing w:before="80" w:after="80"/>
         <w:rPr>
-          <w:rFonts w:ascii="Times New Roman" w:eastAsia="SimSun" w:hAnsi="Times New Roman" w:hint="eastAsia"/>
-          <w:lang w:eastAsia="zh-CN"/>
-        </w:rPr>
-      </w:pPr>
-      <w:r>
-        <w:rPr>
-          <w:rFonts w:ascii="Times New Roman" w:eastAsia="SimSun" w:hAnsi="Times New Roman"/>
-          <w:lang w:eastAsia="zh-CN"/>
-        </w:rPr>
-        <w:t xml:space="preserve">2. </w:t>
-      </w:r>
-      <w:r>
-        <w:rPr>
-          <w:rFonts w:ascii="Times New Roman" w:eastAsia="SimSun" w:hAnsi="Times New Roman"/>
-          <w:lang w:eastAsia="zh-CN"/>
-        </w:rPr>
-        <w:t>判断正误：</w:t>
-      </w:r>
-      <w:r>
-        <w:rPr>
-          <w:rFonts w:ascii="Times New Roman" w:eastAsia="SimSun" w:hAnsi="Times New Roman"/>
-          <w:lang w:eastAsia="zh-CN"/>
-        </w:rPr>
-        <w:t>RISC</w:t>
+          <w:rFonts w:ascii="Times New Roman" w:eastAsia="SimSun" w:hAnsi="Times New Roman"/>
+          <w:lang w:eastAsia="zh-CN"/>
+        </w:rPr>
+      </w:pPr>
+      <w:r>
+        <w:rPr>
+          <w:rFonts w:ascii="Times New Roman" w:eastAsia="SimSun" w:hAnsi="Times New Roman"/>
+          <w:lang w:eastAsia="zh-CN"/>
+        </w:rPr>
+        <w:t>2. RISC</w:t>
       </w:r>
       <w:r>
         <w:rPr>
@@ -120,30 +106,16 @@
       <w:pPr>
         <w:spacing w:before="80" w:after="80"/>
         <w:rPr>
-          <w:rFonts w:ascii="Times New Roman" w:eastAsia="SimSun" w:hAnsi="Times New Roman" w:hint="eastAsia"/>
-          <w:lang w:eastAsia="zh-CN"/>
-        </w:rPr>
-      </w:pPr>
-      <w:r>
-        <w:rPr>
-          <w:rFonts w:ascii="Times New Roman" w:eastAsia="SimSun" w:hAnsi="Times New Roman"/>
-          <w:lang w:eastAsia="zh-CN"/>
-        </w:rPr>
-        <w:t xml:space="preserve">3. </w:t>
-      </w:r>
-      <w:r>
-        <w:rPr>
-          <w:rFonts w:ascii="Times New Roman" w:eastAsia="SimSun" w:hAnsi="Times New Roman"/>
-          <w:lang w:eastAsia="zh-CN"/>
-        </w:rPr>
-        <w:t>判断正误：</w:t>
-      </w:r>
-      <w:r>
-        <w:rPr>
-          <w:rFonts w:ascii="Times New Roman" w:eastAsia="SimSun" w:hAnsi="Times New Roman"/>
-          <w:lang w:eastAsia="zh-CN"/>
-        </w:rPr>
-        <w:t>CPU</w:t>
+          <w:rFonts w:ascii="Times New Roman" w:eastAsia="SimSun" w:hAnsi="Times New Roman"/>
+          <w:lang w:eastAsia="zh-CN"/>
+        </w:rPr>
+      </w:pPr>
+      <w:r>
+        <w:rPr>
+          <w:rFonts w:ascii="Times New Roman" w:eastAsia="SimSun" w:hAnsi="Times New Roman"/>
+          <w:lang w:eastAsia="zh-CN"/>
+        </w:rPr>
+        <w:t>3. CPU</w:t>
       </w:r>
       <w:r>
         <w:rPr>
@@ -157,7 +129,7 @@
       <w:pPr>
         <w:spacing w:before="80" w:after="80"/>
         <w:rPr>
-          <w:rFonts w:ascii="Times New Roman" w:eastAsia="SimSun" w:hAnsi="Times New Roman" w:hint="eastAsia"/>
+          <w:rFonts w:ascii="Times New Roman" w:eastAsia="SimSun" w:hAnsi="Times New Roman"/>
           <w:lang w:eastAsia="zh-CN"/>
         </w:rPr>
       </w:pPr>
@@ -173,7 +145,7 @@
           <w:rFonts w:ascii="Times New Roman" w:eastAsia="SimSun" w:hAnsi="Times New Roman"/>
           <w:lang w:eastAsia="zh-CN"/>
         </w:rPr>
-        <w:t>判断正误：多级</w:t>
+        <w:t>多级</w:t>
       </w:r>
       <w:r>
         <w:rPr>
@@ -222,7 +194,7 @@
       <w:pPr>
         <w:spacing w:before="80" w:after="80"/>
         <w:rPr>
-          <w:rFonts w:ascii="Times New Roman" w:eastAsia="SimSun" w:hAnsi="Times New Roman" w:hint="eastAsia"/>
+          <w:rFonts w:ascii="Times New Roman" w:eastAsia="SimSun" w:hAnsi="Times New Roman"/>
           <w:lang w:eastAsia="zh-CN"/>
         </w:rPr>
       </w:pPr>
@@ -238,7 +210,7 @@
           <w:rFonts w:ascii="Times New Roman" w:eastAsia="SimSun" w:hAnsi="Times New Roman"/>
           <w:lang w:eastAsia="zh-CN"/>
         </w:rPr>
-        <w:t>判断正误：指令系统的复杂性直接影响</w:t>
+        <w:t>指令系统的复杂性直接影响</w:t>
       </w:r>
       <w:r>
         <w:rPr>
@@ -259,30 +231,16 @@
       <w:pPr>
         <w:spacing w:before="80" w:after="80"/>
         <w:rPr>
-          <w:rFonts w:ascii="Times New Roman" w:eastAsia="SimSun" w:hAnsi="Times New Roman" w:hint="eastAsia"/>
-          <w:lang w:eastAsia="zh-CN"/>
-        </w:rPr>
-      </w:pPr>
-      <w:r>
-        <w:rPr>
-          <w:rFonts w:ascii="Times New Roman" w:eastAsia="SimSun" w:hAnsi="Times New Roman"/>
-          <w:lang w:eastAsia="zh-CN"/>
-        </w:rPr>
-        <w:t xml:space="preserve">6. </w:t>
-      </w:r>
-      <w:r>
-        <w:rPr>
-          <w:rFonts w:ascii="Times New Roman" w:eastAsia="SimSun" w:hAnsi="Times New Roman"/>
-          <w:lang w:eastAsia="zh-CN"/>
-        </w:rPr>
-        <w:t>判断正误：</w:t>
-      </w:r>
-      <w:r>
-        <w:rPr>
-          <w:rFonts w:ascii="Times New Roman" w:eastAsia="SimSun" w:hAnsi="Times New Roman"/>
-          <w:lang w:eastAsia="zh-CN"/>
-        </w:rPr>
-        <w:t>DRAM</w:t>
+          <w:rFonts w:ascii="Times New Roman" w:eastAsia="SimSun" w:hAnsi="Times New Roman"/>
+          <w:lang w:eastAsia="zh-CN"/>
+        </w:rPr>
+      </w:pPr>
+      <w:r>
+        <w:rPr>
+          <w:rFonts w:ascii="Times New Roman" w:eastAsia="SimSun" w:hAnsi="Times New Roman"/>
+          <w:lang w:eastAsia="zh-CN"/>
+        </w:rPr>
+        <w:t>6. DRAM</w:t>
       </w:r>
       <w:r>
         <w:rPr>
@@ -310,7 +268,7 @@
       <w:pPr>
         <w:spacing w:before="80" w:after="80"/>
         <w:rPr>
-          <w:rFonts w:ascii="Times New Roman" w:eastAsia="SimSun" w:hAnsi="Times New Roman" w:hint="eastAsia"/>
+          <w:rFonts w:ascii="Times New Roman" w:eastAsia="SimSun" w:hAnsi="Times New Roman"/>
           <w:lang w:eastAsia="zh-CN"/>
         </w:rPr>
       </w:pPr>
@@ -326,7 +284,7 @@
           <w:rFonts w:ascii="Times New Roman" w:eastAsia="SimSun" w:hAnsi="Times New Roman"/>
           <w:lang w:eastAsia="zh-CN"/>
         </w:rPr>
-        <w:t>判断正误：寄存器是</w:t>
+        <w:t>寄存器是</w:t>
       </w:r>
       <w:r>
         <w:rPr>
@@ -347,7 +305,7 @@
       <w:pPr>
         <w:spacing w:before="80" w:after="80"/>
         <w:rPr>
-          <w:rFonts w:ascii="Times New Roman" w:eastAsia="SimSun" w:hAnsi="Times New Roman" w:hint="eastAsia"/>
+          <w:rFonts w:ascii="Times New Roman" w:eastAsia="SimSun" w:hAnsi="Times New Roman"/>
           <w:lang w:eastAsia="zh-CN"/>
         </w:rPr>
       </w:pPr>
@@ -363,14 +321,14 @@
           <w:rFonts w:ascii="Times New Roman" w:eastAsia="SimSun" w:hAnsi="Times New Roman"/>
           <w:lang w:eastAsia="zh-CN"/>
         </w:rPr>
-        <w:t>判断正误：补码运算中，符号位参与运算且能自动处理溢出。</w:t>
+        <w:t>补码运算中，符号位参与运算且能自动处理溢出。</w:t>
       </w:r>
     </w:p>
     <w:p>
       <w:pPr>
         <w:spacing w:before="80" w:after="80"/>
         <w:rPr>
-          <w:rFonts w:ascii="Times New Roman" w:eastAsia="SimSun" w:hAnsi="Times New Roman" w:hint="eastAsia"/>
+          <w:rFonts w:ascii="Times New Roman" w:eastAsia="SimSun" w:hAnsi="Times New Roman"/>
           <w:lang w:eastAsia="zh-CN"/>
         </w:rPr>
       </w:pPr>
@@ -386,14 +344,14 @@
           <w:rFonts w:ascii="Times New Roman" w:eastAsia="SimSun" w:hAnsi="Times New Roman"/>
           <w:lang w:eastAsia="zh-CN"/>
         </w:rPr>
-        <w:t>判断正误：在对定点数补码执行加法时，如果符号位有进位并且最高有效数据位有进位，结果发生正溢。</w:t>
+        <w:t>在对定点数补码执行加法时，如果符号位有进位并且最高有效数据位有进位，结果发生正溢。</w:t>
       </w:r>
     </w:p>
     <w:p>
       <w:pPr>
         <w:spacing w:before="80" w:after="80"/>
         <w:rPr>
-          <w:rFonts w:ascii="Times New Roman" w:eastAsia="SimSun" w:hAnsi="Times New Roman" w:hint="eastAsia"/>
+          <w:rFonts w:ascii="Times New Roman" w:eastAsia="SimSun" w:hAnsi="Times New Roman"/>
           <w:lang w:eastAsia="zh-CN"/>
         </w:rPr>
       </w:pPr>
@@ -409,7 +367,7 @@
           <w:rFonts w:ascii="Times New Roman" w:eastAsia="SimSun" w:hAnsi="Times New Roman"/>
           <w:lang w:eastAsia="zh-CN"/>
         </w:rPr>
-        <w:t>判断正误：局部性是指当程序访问一个存储位置时，该位置在未来可能会被多次访问。</w:t>
+        <w:t>局部性是指当程序访问一个存储位置时，该位置在未来可能会被多次访问。</w:t>
       </w:r>
     </w:p>
     <w:p>
@@ -432,7 +390,7 @@
       <w:pPr>
         <w:spacing w:before="80" w:after="80"/>
         <w:rPr>
-          <w:rFonts w:ascii="Times New Roman" w:eastAsia="SimSun" w:hAnsi="Times New Roman" w:hint="eastAsia"/>
+          <w:rFonts w:ascii="Times New Roman" w:eastAsia="SimSun" w:hAnsi="Times New Roman"/>
           <w:lang w:eastAsia="zh-CN"/>
         </w:rPr>
       </w:pPr>
@@ -469,7 +427,7 @@
       <w:pPr>
         <w:spacing w:before="80" w:after="80"/>
         <w:rPr>
-          <w:rFonts w:ascii="Times New Roman" w:eastAsia="SimSun" w:hAnsi="Times New Roman" w:hint="eastAsia"/>
+          <w:rFonts w:ascii="Times New Roman" w:eastAsia="SimSun" w:hAnsi="Times New Roman"/>
           <w:lang w:eastAsia="zh-CN"/>
         </w:rPr>
       </w:pPr>
@@ -506,7 +464,7 @@
       <w:pPr>
         <w:spacing w:before="80" w:after="80"/>
         <w:rPr>
-          <w:rFonts w:ascii="Times New Roman" w:eastAsia="SimSun" w:hAnsi="Times New Roman" w:hint="eastAsia"/>
+          <w:rFonts w:ascii="Times New Roman" w:eastAsia="SimSun" w:hAnsi="Times New Roman"/>
           <w:lang w:eastAsia="zh-CN"/>
         </w:rPr>
       </w:pPr>
@@ -571,7 +529,7 @@
       <w:pPr>
         <w:spacing w:before="80" w:after="80"/>
         <w:rPr>
-          <w:rFonts w:ascii="Times New Roman" w:eastAsia="SimSun" w:hAnsi="Times New Roman" w:hint="eastAsia"/>
+          <w:rFonts w:ascii="Times New Roman" w:eastAsia="SimSun" w:hAnsi="Times New Roman"/>
           <w:lang w:eastAsia="zh-CN"/>
         </w:rPr>
       </w:pPr>
@@ -622,7 +580,7 @@
       <w:pPr>
         <w:spacing w:before="80" w:after="80"/>
         <w:rPr>
-          <w:rFonts w:ascii="Times New Roman" w:eastAsia="SimSun" w:hAnsi="Times New Roman" w:hint="eastAsia"/>
+          <w:rFonts w:ascii="Times New Roman" w:eastAsia="SimSun" w:hAnsi="Times New Roman"/>
           <w:lang w:eastAsia="zh-CN"/>
         </w:rPr>
       </w:pPr>
@@ -659,7 +617,7 @@
       <w:pPr>
         <w:spacing w:before="80" w:after="80"/>
         <w:rPr>
-          <w:rFonts w:ascii="Times New Roman" w:eastAsia="SimSun" w:hAnsi="Times New Roman" w:hint="eastAsia"/>
+          <w:rFonts w:ascii="Times New Roman" w:eastAsia="SimSun" w:hAnsi="Times New Roman"/>
           <w:lang w:eastAsia="zh-CN"/>
         </w:rPr>
       </w:pPr>
@@ -710,7 +668,7 @@
       <w:pPr>
         <w:spacing w:before="80" w:after="80"/>
         <w:rPr>
-          <w:rFonts w:ascii="Times New Roman" w:eastAsia="SimSun" w:hAnsi="Times New Roman" w:hint="eastAsia"/>
+          <w:rFonts w:ascii="Times New Roman" w:eastAsia="SimSun" w:hAnsi="Times New Roman"/>
           <w:lang w:eastAsia="zh-CN"/>
         </w:rPr>
       </w:pPr>
@@ -761,7 +719,7 @@
       <w:pPr>
         <w:spacing w:before="80" w:after="80"/>
         <w:rPr>
-          <w:rFonts w:ascii="Times New Roman" w:eastAsia="SimSun" w:hAnsi="Times New Roman" w:hint="eastAsia"/>
+          <w:rFonts w:ascii="Times New Roman" w:eastAsia="SimSun" w:hAnsi="Times New Roman"/>
           <w:lang w:eastAsia="zh-CN"/>
         </w:rPr>
       </w:pPr>
@@ -812,7 +770,7 @@
       <w:pPr>
         <w:spacing w:before="80" w:after="80"/>
         <w:rPr>
-          <w:rFonts w:ascii="Times New Roman" w:eastAsia="SimSun" w:hAnsi="Times New Roman" w:hint="eastAsia"/>
+          <w:rFonts w:ascii="Times New Roman" w:eastAsia="SimSun" w:hAnsi="Times New Roman"/>
           <w:lang w:eastAsia="zh-CN"/>
         </w:rPr>
       </w:pPr>
@@ -947,7 +905,7 @@
       <w:pPr>
         <w:spacing w:before="80" w:after="80"/>
         <w:rPr>
-          <w:rFonts w:ascii="Times New Roman" w:eastAsia="SimSun" w:hAnsi="Times New Roman" w:hint="eastAsia"/>
+          <w:rFonts w:ascii="Times New Roman" w:eastAsia="SimSun" w:hAnsi="Times New Roman"/>
           <w:lang w:eastAsia="zh-CN"/>
         </w:rPr>
       </w:pPr>
@@ -984,16 +942,15 @@
       <w:pPr>
         <w:spacing w:before="80" w:after="80"/>
         <w:rPr>
-          <w:rFonts w:ascii="Times New Roman" w:eastAsia="SimSun" w:hAnsi="Times New Roman" w:hint="eastAsia"/>
-          <w:lang w:eastAsia="zh-CN"/>
-        </w:rPr>
-      </w:pPr>
-      <w:r>
-        <w:rPr>
-          <w:rFonts w:ascii="Times New Roman" w:eastAsia="SimSun" w:hAnsi="Times New Roman"/>
-          <w:lang w:eastAsia="zh-CN"/>
-        </w:rPr>
-        <w:lastRenderedPageBreak/>
+          <w:rFonts w:ascii="Times New Roman" w:eastAsia="SimSun" w:hAnsi="Times New Roman"/>
+          <w:lang w:eastAsia="zh-CN"/>
+        </w:rPr>
+      </w:pPr>
+      <w:r>
+        <w:rPr>
+          <w:rFonts w:ascii="Times New Roman" w:eastAsia="SimSun" w:hAnsi="Times New Roman"/>
+          <w:lang w:eastAsia="zh-CN"/>
+        </w:rPr>
         <w:t xml:space="preserve">21. </w:t>
       </w:r>
       <w:r>
@@ -1022,15 +979,16 @@
       <w:pPr>
         <w:spacing w:before="80" w:after="80"/>
         <w:rPr>
-          <w:rFonts w:ascii="Times New Roman" w:eastAsia="SimSun" w:hAnsi="Times New Roman" w:hint="eastAsia"/>
-          <w:lang w:eastAsia="zh-CN"/>
-        </w:rPr>
-      </w:pPr>
-      <w:r>
-        <w:rPr>
-          <w:rFonts w:ascii="Times New Roman" w:eastAsia="SimSun" w:hAnsi="Times New Roman"/>
-          <w:lang w:eastAsia="zh-CN"/>
-        </w:rPr>
+          <w:rFonts w:ascii="Times New Roman" w:eastAsia="SimSun" w:hAnsi="Times New Roman"/>
+          <w:lang w:eastAsia="zh-CN"/>
+        </w:rPr>
+      </w:pPr>
+      <w:r>
+        <w:rPr>
+          <w:rFonts w:ascii="Times New Roman" w:eastAsia="SimSun" w:hAnsi="Times New Roman"/>
+          <w:lang w:eastAsia="zh-CN"/>
+        </w:rPr>
+        <w:lastRenderedPageBreak/>
         <w:t xml:space="preserve">22. </w:t>
       </w:r>
       <w:r>
@@ -1073,7 +1031,7 @@
       <w:pPr>
         <w:spacing w:before="80" w:after="80"/>
         <w:rPr>
-          <w:rFonts w:ascii="Times New Roman" w:eastAsia="SimSun" w:hAnsi="Times New Roman" w:hint="eastAsia"/>
+          <w:rFonts w:ascii="Times New Roman" w:eastAsia="SimSun" w:hAnsi="Times New Roman"/>
           <w:lang w:eastAsia="zh-CN"/>
         </w:rPr>
       </w:pPr>
@@ -1124,7 +1082,7 @@
       <w:pPr>
         <w:spacing w:before="80" w:after="80"/>
         <w:rPr>
-          <w:rFonts w:ascii="Times New Roman" w:eastAsia="SimSun" w:hAnsi="Times New Roman" w:hint="eastAsia"/>
+          <w:rFonts w:ascii="Times New Roman" w:eastAsia="SimSun" w:hAnsi="Times New Roman"/>
           <w:lang w:eastAsia="zh-CN"/>
         </w:rPr>
       </w:pPr>
@@ -1161,7 +1119,7 @@
       <w:pPr>
         <w:spacing w:before="80" w:after="80"/>
         <w:rPr>
-          <w:rFonts w:ascii="Times New Roman" w:eastAsia="SimSun" w:hAnsi="Times New Roman" w:hint="eastAsia"/>
+          <w:rFonts w:ascii="Times New Roman" w:eastAsia="SimSun" w:hAnsi="Times New Roman"/>
           <w:lang w:eastAsia="zh-CN"/>
         </w:rPr>
       </w:pPr>
@@ -1198,7 +1156,7 @@
       <w:pPr>
         <w:spacing w:before="80" w:after="80"/>
         <w:rPr>
-          <w:rFonts w:ascii="Times New Roman" w:eastAsia="SimSun" w:hAnsi="Times New Roman" w:hint="eastAsia"/>
+          <w:rFonts w:ascii="Times New Roman" w:eastAsia="SimSun" w:hAnsi="Times New Roman"/>
           <w:lang w:eastAsia="zh-CN"/>
         </w:rPr>
       </w:pPr>
@@ -1235,7 +1193,7 @@
       <w:pPr>
         <w:spacing w:before="80" w:after="80"/>
         <w:rPr>
-          <w:rFonts w:ascii="Times New Roman" w:eastAsia="SimSun" w:hAnsi="Times New Roman" w:hint="eastAsia"/>
+          <w:rFonts w:ascii="Times New Roman" w:eastAsia="SimSun" w:hAnsi="Times New Roman"/>
           <w:lang w:eastAsia="zh-CN"/>
         </w:rPr>
       </w:pPr>
@@ -1272,7 +1230,7 @@
       <w:pPr>
         <w:spacing w:before="80" w:after="80"/>
         <w:rPr>
-          <w:rFonts w:ascii="Times New Roman" w:eastAsia="SimSun" w:hAnsi="Times New Roman" w:hint="eastAsia"/>
+          <w:rFonts w:ascii="Times New Roman" w:eastAsia="SimSun" w:hAnsi="Times New Roman"/>
           <w:lang w:eastAsia="zh-CN"/>
         </w:rPr>
       </w:pPr>
@@ -1309,7 +1267,7 @@
       <w:pPr>
         <w:spacing w:before="80" w:after="80"/>
         <w:rPr>
-          <w:rFonts w:ascii="Times New Roman" w:eastAsia="SimSun" w:hAnsi="Times New Roman" w:hint="eastAsia"/>
+          <w:rFonts w:ascii="Times New Roman" w:eastAsia="SimSun" w:hAnsi="Times New Roman"/>
           <w:lang w:eastAsia="zh-CN"/>
         </w:rPr>
       </w:pPr>
@@ -1360,7 +1318,7 @@
       <w:pPr>
         <w:spacing w:before="80" w:after="80"/>
         <w:rPr>
-          <w:rFonts w:ascii="Times New Roman" w:eastAsia="SimSun" w:hAnsi="Times New Roman" w:hint="eastAsia"/>
+          <w:rFonts w:ascii="Times New Roman" w:eastAsia="SimSun" w:hAnsi="Times New Roman"/>
           <w:lang w:eastAsia="zh-CN"/>
         </w:rPr>
       </w:pPr>
@@ -1397,7 +1355,7 @@
       <w:pPr>
         <w:spacing w:before="80" w:after="80"/>
         <w:rPr>
-          <w:rFonts w:ascii="Times New Roman" w:eastAsia="SimSun" w:hAnsi="Times New Roman" w:hint="eastAsia"/>
+          <w:rFonts w:ascii="Times New Roman" w:eastAsia="SimSun" w:hAnsi="Times New Roman"/>
           <w:lang w:eastAsia="zh-CN"/>
         </w:rPr>
       </w:pPr>
@@ -1462,7 +1420,7 @@
       <w:pPr>
         <w:spacing w:before="80" w:after="80"/>
         <w:rPr>
-          <w:rFonts w:ascii="Times New Roman" w:eastAsia="SimSun" w:hAnsi="Times New Roman" w:hint="eastAsia"/>
+          <w:rFonts w:ascii="Times New Roman" w:eastAsia="SimSun" w:hAnsi="Times New Roman"/>
           <w:lang w:eastAsia="zh-CN"/>
         </w:rPr>
       </w:pPr>
@@ -1513,7 +1471,7 @@
       <w:pPr>
         <w:spacing w:before="80" w:after="80"/>
         <w:rPr>
-          <w:rFonts w:ascii="Times New Roman" w:eastAsia="SimSun" w:hAnsi="Times New Roman" w:hint="eastAsia"/>
+          <w:rFonts w:ascii="Times New Roman" w:eastAsia="SimSun" w:hAnsi="Times New Roman"/>
           <w:lang w:eastAsia="zh-CN"/>
         </w:rPr>
       </w:pPr>
@@ -1550,7 +1508,7 @@
       <w:pPr>
         <w:spacing w:before="80" w:after="80"/>
         <w:rPr>
-          <w:rFonts w:ascii="Times New Roman" w:eastAsia="SimSun" w:hAnsi="Times New Roman" w:hint="eastAsia"/>
+          <w:rFonts w:ascii="Times New Roman" w:eastAsia="SimSun" w:hAnsi="Times New Roman"/>
           <w:lang w:eastAsia="zh-CN"/>
         </w:rPr>
       </w:pPr>
@@ -1601,7 +1559,7 @@
       <w:pPr>
         <w:spacing w:before="80" w:after="80"/>
         <w:rPr>
-          <w:rFonts w:ascii="Times New Roman" w:eastAsia="SimSun" w:hAnsi="Times New Roman" w:hint="eastAsia"/>
+          <w:rFonts w:ascii="Times New Roman" w:eastAsia="SimSun" w:hAnsi="Times New Roman"/>
           <w:lang w:eastAsia="zh-CN"/>
         </w:rPr>
       </w:pPr>
@@ -1890,7 +1848,7 @@
       <w:pPr>
         <w:spacing w:before="80" w:after="80"/>
         <w:rPr>
-          <w:rFonts w:ascii="Times New Roman" w:eastAsia="SimSun" w:hAnsi="Times New Roman" w:hint="eastAsia"/>
+          <w:rFonts w:ascii="Times New Roman" w:eastAsia="SimSun" w:hAnsi="Times New Roman"/>
           <w:lang w:eastAsia="zh-CN"/>
         </w:rPr>
       </w:pPr>
@@ -2165,7 +2123,7 @@
       <w:pPr>
         <w:spacing w:before="80" w:after="80"/>
         <w:rPr>
-          <w:rFonts w:ascii="Times New Roman" w:eastAsia="SimSun" w:hAnsi="Times New Roman" w:hint="eastAsia"/>
+          <w:rFonts w:ascii="Times New Roman" w:eastAsia="SimSun" w:hAnsi="Times New Roman"/>
           <w:lang w:eastAsia="zh-CN"/>
         </w:rPr>
       </w:pPr>
@@ -2216,7 +2174,7 @@
       <w:pPr>
         <w:spacing w:before="80" w:after="80"/>
         <w:rPr>
-          <w:rFonts w:ascii="Times New Roman" w:eastAsia="SimSun" w:hAnsi="Times New Roman" w:hint="eastAsia"/>
+          <w:rFonts w:ascii="Times New Roman" w:eastAsia="SimSun" w:hAnsi="Times New Roman"/>
           <w:lang w:eastAsia="zh-CN"/>
         </w:rPr>
       </w:pPr>
@@ -2281,7 +2239,7 @@
       <w:pPr>
         <w:spacing w:before="80" w:after="80"/>
         <w:rPr>
-          <w:rFonts w:ascii="Times New Roman" w:eastAsia="SimSun" w:hAnsi="Times New Roman" w:hint="eastAsia"/>
+          <w:rFonts w:ascii="Times New Roman" w:eastAsia="SimSun" w:hAnsi="Times New Roman"/>
           <w:lang w:eastAsia="zh-CN"/>
         </w:rPr>
       </w:pPr>
@@ -2360,7 +2318,7 @@
       <w:pPr>
         <w:spacing w:before="80" w:after="80"/>
         <w:rPr>
-          <w:rFonts w:ascii="Times New Roman" w:eastAsia="SimSun" w:hAnsi="Times New Roman" w:hint="eastAsia"/>
+          <w:rFonts w:ascii="Times New Roman" w:eastAsia="SimSun" w:hAnsi="Times New Roman"/>
           <w:lang w:eastAsia="zh-CN"/>
         </w:rPr>
       </w:pPr>
@@ -2397,7 +2355,7 @@
       <w:pPr>
         <w:spacing w:before="80" w:after="80"/>
         <w:rPr>
-          <w:rFonts w:ascii="Times New Roman" w:eastAsia="SimSun" w:hAnsi="Times New Roman" w:hint="eastAsia"/>
+          <w:rFonts w:ascii="Times New Roman" w:eastAsia="SimSun" w:hAnsi="Times New Roman"/>
           <w:lang w:eastAsia="zh-CN"/>
         </w:rPr>
       </w:pPr>
@@ -2448,7 +2406,7 @@
       <w:pPr>
         <w:spacing w:before="80" w:after="80"/>
         <w:rPr>
-          <w:rFonts w:ascii="Times New Roman" w:eastAsia="SimSun" w:hAnsi="Times New Roman" w:hint="eastAsia"/>
+          <w:rFonts w:ascii="Times New Roman" w:eastAsia="SimSun" w:hAnsi="Times New Roman"/>
           <w:lang w:eastAsia="zh-CN"/>
         </w:rPr>
       </w:pPr>
@@ -2485,16 +2443,15 @@
       <w:pPr>
         <w:spacing w:before="80" w:after="80"/>
         <w:rPr>
-          <w:rFonts w:ascii="Times New Roman" w:eastAsia="SimSun" w:hAnsi="Times New Roman" w:hint="eastAsia"/>
-          <w:lang w:eastAsia="zh-CN"/>
-        </w:rPr>
-      </w:pPr>
-      <w:r>
-        <w:rPr>
-          <w:rFonts w:ascii="Times New Roman" w:eastAsia="SimSun" w:hAnsi="Times New Roman"/>
-          <w:lang w:eastAsia="zh-CN"/>
-        </w:rPr>
-        <w:lastRenderedPageBreak/>
+          <w:rFonts w:ascii="Times New Roman" w:eastAsia="SimSun" w:hAnsi="Times New Roman"/>
+          <w:lang w:eastAsia="zh-CN"/>
+        </w:rPr>
+      </w:pPr>
+      <w:r>
+        <w:rPr>
+          <w:rFonts w:ascii="Times New Roman" w:eastAsia="SimSun" w:hAnsi="Times New Roman"/>
+          <w:lang w:eastAsia="zh-CN"/>
+        </w:rPr>
         <w:t xml:space="preserve">43. </w:t>
       </w:r>
       <w:r>
@@ -2523,15 +2480,16 @@
       <w:pPr>
         <w:spacing w:before="80" w:after="80"/>
         <w:rPr>
-          <w:rFonts w:ascii="Times New Roman" w:eastAsia="SimSun" w:hAnsi="Times New Roman" w:hint="eastAsia"/>
-          <w:lang w:eastAsia="zh-CN"/>
-        </w:rPr>
-      </w:pPr>
-      <w:r>
-        <w:rPr>
-          <w:rFonts w:ascii="Times New Roman" w:eastAsia="SimSun" w:hAnsi="Times New Roman"/>
-          <w:lang w:eastAsia="zh-CN"/>
-        </w:rPr>
+          <w:rFonts w:ascii="Times New Roman" w:eastAsia="SimSun" w:hAnsi="Times New Roman"/>
+          <w:lang w:eastAsia="zh-CN"/>
+        </w:rPr>
+      </w:pPr>
+      <w:r>
+        <w:rPr>
+          <w:rFonts w:ascii="Times New Roman" w:eastAsia="SimSun" w:hAnsi="Times New Roman"/>
+          <w:lang w:eastAsia="zh-CN"/>
+        </w:rPr>
+        <w:lastRenderedPageBreak/>
         <w:t xml:space="preserve">44. </w:t>
       </w:r>
       <w:r>
@@ -2574,7 +2532,7 @@
       <w:pPr>
         <w:spacing w:before="80" w:after="80"/>
         <w:rPr>
-          <w:rFonts w:ascii="Times New Roman" w:eastAsia="SimSun" w:hAnsi="Times New Roman" w:hint="eastAsia"/>
+          <w:rFonts w:ascii="Times New Roman" w:eastAsia="SimSun" w:hAnsi="Times New Roman"/>
           <w:lang w:eastAsia="zh-CN"/>
         </w:rPr>
       </w:pPr>
@@ -2625,7 +2583,7 @@
       <w:pPr>
         <w:spacing w:before="80" w:after="80"/>
         <w:rPr>
-          <w:rFonts w:ascii="Times New Roman" w:eastAsia="SimSun" w:hAnsi="Times New Roman" w:hint="eastAsia"/>
+          <w:rFonts w:ascii="Times New Roman" w:eastAsia="SimSun" w:hAnsi="Times New Roman"/>
           <w:lang w:eastAsia="zh-CN"/>
         </w:rPr>
       </w:pPr>
@@ -2662,7 +2620,7 @@
       <w:pPr>
         <w:spacing w:before="80" w:after="80"/>
         <w:rPr>
-          <w:rFonts w:ascii="Times New Roman" w:eastAsia="SimSun" w:hAnsi="Times New Roman" w:hint="eastAsia"/>
+          <w:rFonts w:ascii="Times New Roman" w:eastAsia="SimSun" w:hAnsi="Times New Roman"/>
           <w:lang w:eastAsia="zh-CN"/>
         </w:rPr>
       </w:pPr>
@@ -2713,7 +2671,7 @@
       <w:pPr>
         <w:spacing w:before="80" w:after="80"/>
         <w:rPr>
-          <w:rFonts w:ascii="Times New Roman" w:eastAsia="SimSun" w:hAnsi="Times New Roman" w:hint="eastAsia"/>
+          <w:rFonts w:ascii="Times New Roman" w:eastAsia="SimSun" w:hAnsi="Times New Roman"/>
           <w:lang w:eastAsia="zh-CN"/>
         </w:rPr>
       </w:pPr>
@@ -2750,7 +2708,7 @@
       <w:pPr>
         <w:spacing w:before="80" w:after="80"/>
         <w:rPr>
-          <w:rFonts w:ascii="Times New Roman" w:eastAsia="SimSun" w:hAnsi="Times New Roman" w:hint="eastAsia"/>
+          <w:rFonts w:ascii="Times New Roman" w:eastAsia="SimSun" w:hAnsi="Times New Roman"/>
           <w:lang w:eastAsia="zh-CN"/>
         </w:rPr>
       </w:pPr>
@@ -2801,7 +2759,7 @@
       <w:pPr>
         <w:spacing w:before="80" w:after="80"/>
         <w:rPr>
-          <w:rFonts w:ascii="Times New Roman" w:eastAsia="SimSun" w:hAnsi="Times New Roman" w:hint="eastAsia"/>
+          <w:rFonts w:ascii="Times New Roman" w:eastAsia="SimSun" w:hAnsi="Times New Roman"/>
           <w:lang w:eastAsia="zh-CN"/>
         </w:rPr>
       </w:pPr>
@@ -2852,7 +2810,7 @@
       <w:pPr>
         <w:spacing w:before="80" w:after="80"/>
         <w:rPr>
-          <w:rFonts w:ascii="Times New Roman" w:eastAsia="SimSun" w:hAnsi="Times New Roman" w:hint="eastAsia"/>
+          <w:rFonts w:ascii="Times New Roman" w:eastAsia="SimSun" w:hAnsi="Times New Roman"/>
           <w:lang w:eastAsia="zh-CN"/>
         </w:rPr>
       </w:pPr>
@@ -2889,7 +2847,7 @@
       <w:pPr>
         <w:spacing w:before="80" w:after="80"/>
         <w:rPr>
-          <w:rFonts w:ascii="Times New Roman" w:eastAsia="SimSun" w:hAnsi="Times New Roman" w:hint="eastAsia"/>
+          <w:rFonts w:ascii="Times New Roman" w:eastAsia="SimSun" w:hAnsi="Times New Roman"/>
           <w:lang w:eastAsia="zh-CN"/>
         </w:rPr>
       </w:pPr>
@@ -2926,7 +2884,7 @@
       <w:pPr>
         <w:spacing w:before="80" w:after="80"/>
         <w:rPr>
-          <w:rFonts w:ascii="Times New Roman" w:eastAsia="SimSun" w:hAnsi="Times New Roman" w:hint="eastAsia"/>
+          <w:rFonts w:ascii="Times New Roman" w:eastAsia="SimSun" w:hAnsi="Times New Roman"/>
           <w:lang w:eastAsia="zh-CN"/>
         </w:rPr>
       </w:pPr>
@@ -2963,7 +2921,7 @@
       <w:pPr>
         <w:spacing w:before="80" w:after="80"/>
         <w:rPr>
-          <w:rFonts w:ascii="Times New Roman" w:eastAsia="SimSun" w:hAnsi="Times New Roman" w:hint="eastAsia"/>
+          <w:rFonts w:ascii="Times New Roman" w:eastAsia="SimSun" w:hAnsi="Times New Roman"/>
           <w:lang w:eastAsia="zh-CN"/>
         </w:rPr>
       </w:pPr>
@@ -3000,7 +2958,7 @@
       <w:pPr>
         <w:spacing w:before="80" w:after="80"/>
         <w:rPr>
-          <w:rFonts w:ascii="Times New Roman" w:eastAsia="SimSun" w:hAnsi="Times New Roman" w:hint="eastAsia"/>
+          <w:rFonts w:ascii="Times New Roman" w:eastAsia="SimSun" w:hAnsi="Times New Roman"/>
           <w:lang w:eastAsia="zh-CN"/>
         </w:rPr>
       </w:pPr>
@@ -3037,7 +2995,7 @@
       <w:pPr>
         <w:spacing w:before="80" w:after="80"/>
         <w:rPr>
-          <w:rFonts w:ascii="Times New Roman" w:eastAsia="SimSun" w:hAnsi="Times New Roman" w:hint="eastAsia"/>
+          <w:rFonts w:ascii="Times New Roman" w:eastAsia="SimSun" w:hAnsi="Times New Roman"/>
           <w:lang w:eastAsia="zh-CN"/>
         </w:rPr>
       </w:pPr>
@@ -3074,7 +3032,7 @@
       <w:pPr>
         <w:spacing w:before="80" w:after="80"/>
         <w:rPr>
-          <w:rFonts w:ascii="Times New Roman" w:eastAsia="SimSun" w:hAnsi="Times New Roman" w:hint="eastAsia"/>
+          <w:rFonts w:ascii="Times New Roman" w:eastAsia="SimSun" w:hAnsi="Times New Roman"/>
           <w:lang w:eastAsia="zh-CN"/>
         </w:rPr>
       </w:pPr>
@@ -3139,7 +3097,7 @@
       <w:pPr>
         <w:spacing w:before="80" w:after="80"/>
         <w:rPr>
-          <w:rFonts w:ascii="Times New Roman" w:eastAsia="SimSun" w:hAnsi="Times New Roman" w:hint="eastAsia"/>
+          <w:rFonts w:ascii="Times New Roman" w:eastAsia="SimSun" w:hAnsi="Times New Roman"/>
           <w:lang w:eastAsia="zh-CN"/>
         </w:rPr>
       </w:pPr>
@@ -3162,7 +3120,7 @@
       <w:pPr>
         <w:spacing w:before="80" w:after="80"/>
         <w:rPr>
-          <w:rFonts w:ascii="Times New Roman" w:eastAsia="SimSun" w:hAnsi="Times New Roman" w:hint="eastAsia"/>
+          <w:rFonts w:ascii="Times New Roman" w:eastAsia="SimSun" w:hAnsi="Times New Roman"/>
           <w:lang w:eastAsia="zh-CN"/>
         </w:rPr>
       </w:pPr>
@@ -3213,7 +3171,7 @@
       <w:pPr>
         <w:spacing w:before="80" w:after="80"/>
         <w:rPr>
-          <w:rFonts w:ascii="Times New Roman" w:eastAsia="SimSun" w:hAnsi="Times New Roman" w:hint="eastAsia"/>
+          <w:rFonts w:ascii="Times New Roman" w:eastAsia="SimSun" w:hAnsi="Times New Roman"/>
           <w:lang w:eastAsia="zh-CN"/>
         </w:rPr>
       </w:pPr>
@@ -3264,7 +3222,7 @@
       <w:pPr>
         <w:spacing w:before="80" w:after="80"/>
         <w:rPr>
-          <w:rFonts w:ascii="Times New Roman" w:eastAsia="SimSun" w:hAnsi="Times New Roman" w:hint="eastAsia"/>
+          <w:rFonts w:ascii="Times New Roman" w:eastAsia="SimSun" w:hAnsi="Times New Roman"/>
           <w:lang w:eastAsia="zh-CN"/>
         </w:rPr>
       </w:pPr>
@@ -3315,7 +3273,7 @@
       <w:pPr>
         <w:spacing w:before="80" w:after="80"/>
         <w:rPr>
-          <w:rFonts w:ascii="Times New Roman" w:eastAsia="SimSun" w:hAnsi="Times New Roman" w:hint="eastAsia"/>
+          <w:rFonts w:ascii="Times New Roman" w:eastAsia="SimSun" w:hAnsi="Times New Roman"/>
           <w:lang w:eastAsia="zh-CN"/>
         </w:rPr>
       </w:pPr>
@@ -3352,7 +3310,7 @@
       <w:pPr>
         <w:spacing w:before="80" w:after="80"/>
         <w:rPr>
-          <w:rFonts w:ascii="Times New Roman" w:eastAsia="SimSun" w:hAnsi="Times New Roman" w:hint="eastAsia"/>
+          <w:rFonts w:ascii="Times New Roman" w:eastAsia="SimSun" w:hAnsi="Times New Roman"/>
           <w:lang w:eastAsia="zh-CN"/>
         </w:rPr>
       </w:pPr>
@@ -3601,7 +3559,7 @@
       <w:pPr>
         <w:spacing w:before="80" w:after="80"/>
         <w:rPr>
-          <w:rFonts w:ascii="Times New Roman" w:eastAsia="SimSun" w:hAnsi="Times New Roman" w:hint="eastAsia"/>
+          <w:rFonts w:ascii="Times New Roman" w:eastAsia="SimSun" w:hAnsi="Times New Roman"/>
           <w:lang w:eastAsia="zh-CN"/>
         </w:rPr>
       </w:pPr>
@@ -3624,7 +3582,7 @@
       <w:pPr>
         <w:spacing w:before="80" w:after="80"/>
         <w:rPr>
-          <w:rFonts w:ascii="Times New Roman" w:eastAsia="SimSun" w:hAnsi="Times New Roman" w:hint="eastAsia"/>
+          <w:rFonts w:ascii="Times New Roman" w:eastAsia="SimSun" w:hAnsi="Times New Roman"/>
           <w:lang w:eastAsia="zh-CN"/>
         </w:rPr>
       </w:pPr>
@@ -3647,7 +3605,7 @@
       <w:pPr>
         <w:spacing w:before="80" w:after="80"/>
         <w:rPr>
-          <w:rFonts w:ascii="Times New Roman" w:eastAsia="SimSun" w:hAnsi="Times New Roman" w:hint="eastAsia"/>
+          <w:rFonts w:ascii="Times New Roman" w:eastAsia="SimSun" w:hAnsi="Times New Roman"/>
           <w:lang w:eastAsia="zh-CN"/>
         </w:rPr>
       </w:pPr>
@@ -3670,16 +3628,15 @@
       <w:pPr>
         <w:spacing w:before="80" w:after="80"/>
         <w:rPr>
-          <w:rFonts w:ascii="Times New Roman" w:eastAsia="SimSun" w:hAnsi="Times New Roman" w:hint="eastAsia"/>
-          <w:lang w:eastAsia="zh-CN"/>
-        </w:rPr>
-      </w:pPr>
-      <w:r>
-        <w:rPr>
-          <w:rFonts w:ascii="Times New Roman" w:eastAsia="SimSun" w:hAnsi="Times New Roman"/>
-          <w:lang w:eastAsia="zh-CN"/>
-        </w:rPr>
-        <w:lastRenderedPageBreak/>
+          <w:rFonts w:ascii="Times New Roman" w:eastAsia="SimSun" w:hAnsi="Times New Roman"/>
+          <w:lang w:eastAsia="zh-CN"/>
+        </w:rPr>
+      </w:pPr>
+      <w:r>
+        <w:rPr>
+          <w:rFonts w:ascii="Times New Roman" w:eastAsia="SimSun" w:hAnsi="Times New Roman"/>
+          <w:lang w:eastAsia="zh-CN"/>
+        </w:rPr>
         <w:t xml:space="preserve">67. </w:t>
       </w:r>
       <w:r>
@@ -3694,15 +3651,16 @@
       <w:pPr>
         <w:spacing w:before="80" w:after="80"/>
         <w:rPr>
-          <w:rFonts w:ascii="Times New Roman" w:eastAsia="SimSun" w:hAnsi="Times New Roman" w:hint="eastAsia"/>
-          <w:lang w:eastAsia="zh-CN"/>
-        </w:rPr>
-      </w:pPr>
-      <w:r>
-        <w:rPr>
-          <w:rFonts w:ascii="Times New Roman" w:eastAsia="SimSun" w:hAnsi="Times New Roman"/>
-          <w:lang w:eastAsia="zh-CN"/>
-        </w:rPr>
+          <w:rFonts w:ascii="Times New Roman" w:eastAsia="SimSun" w:hAnsi="Times New Roman"/>
+          <w:lang w:eastAsia="zh-CN"/>
+        </w:rPr>
+      </w:pPr>
+      <w:r>
+        <w:rPr>
+          <w:rFonts w:ascii="Times New Roman" w:eastAsia="SimSun" w:hAnsi="Times New Roman"/>
+          <w:lang w:eastAsia="zh-CN"/>
+        </w:rPr>
+        <w:lastRenderedPageBreak/>
         <w:t xml:space="preserve">68. </w:t>
       </w:r>
       <w:r>
@@ -3759,7 +3717,7 @@
       <w:pPr>
         <w:spacing w:before="80" w:after="80"/>
         <w:rPr>
-          <w:rFonts w:ascii="Times New Roman" w:eastAsia="SimSun" w:hAnsi="Times New Roman" w:hint="eastAsia"/>
+          <w:rFonts w:ascii="Times New Roman" w:eastAsia="SimSun" w:hAnsi="Times New Roman"/>
           <w:lang w:eastAsia="zh-CN"/>
         </w:rPr>
       </w:pPr>
@@ -3824,7 +3782,7 @@
       <w:pPr>
         <w:spacing w:before="80" w:after="80"/>
         <w:rPr>
-          <w:rFonts w:ascii="Times New Roman" w:eastAsia="SimSun" w:hAnsi="Times New Roman" w:hint="eastAsia"/>
+          <w:rFonts w:ascii="Times New Roman" w:eastAsia="SimSun" w:hAnsi="Times New Roman"/>
           <w:lang w:eastAsia="zh-CN"/>
         </w:rPr>
       </w:pPr>
@@ -3875,7 +3833,7 @@
       <w:pPr>
         <w:spacing w:before="80" w:after="80"/>
         <w:rPr>
-          <w:rFonts w:ascii="Times New Roman" w:eastAsia="SimSun" w:hAnsi="Times New Roman" w:hint="eastAsia"/>
+          <w:rFonts w:ascii="Times New Roman" w:eastAsia="SimSun" w:hAnsi="Times New Roman"/>
           <w:lang w:eastAsia="zh-CN"/>
         </w:rPr>
       </w:pPr>
@@ -3926,7 +3884,7 @@
       <w:pPr>
         <w:spacing w:before="80" w:after="80"/>
         <w:rPr>
-          <w:rFonts w:ascii="Times New Roman" w:eastAsia="SimSun" w:hAnsi="Times New Roman" w:hint="eastAsia"/>
+          <w:rFonts w:ascii="Times New Roman" w:eastAsia="SimSun" w:hAnsi="Times New Roman"/>
           <w:lang w:eastAsia="zh-CN"/>
         </w:rPr>
       </w:pPr>
@@ -3949,7 +3907,7 @@
       <w:pPr>
         <w:spacing w:before="80" w:after="80"/>
         <w:rPr>
-          <w:rFonts w:ascii="Times New Roman" w:eastAsia="SimSun" w:hAnsi="Times New Roman" w:hint="eastAsia"/>
+          <w:rFonts w:ascii="Times New Roman" w:eastAsia="SimSun" w:hAnsi="Times New Roman"/>
           <w:lang w:eastAsia="zh-CN"/>
         </w:rPr>
       </w:pPr>
@@ -3986,7 +3944,7 @@
       <w:pPr>
         <w:spacing w:before="80" w:after="80"/>
         <w:rPr>
-          <w:rFonts w:ascii="Times New Roman" w:eastAsia="SimSun" w:hAnsi="Times New Roman" w:hint="eastAsia"/>
+          <w:rFonts w:ascii="Times New Roman" w:eastAsia="SimSun" w:hAnsi="Times New Roman"/>
           <w:lang w:eastAsia="zh-CN"/>
         </w:rPr>
       </w:pPr>
@@ -4051,7 +4009,7 @@
       <w:pPr>
         <w:spacing w:before="80" w:after="80"/>
         <w:rPr>
-          <w:rFonts w:ascii="Times New Roman" w:eastAsia="SimSun" w:hAnsi="Times New Roman" w:hint="eastAsia"/>
+          <w:rFonts w:ascii="Times New Roman" w:eastAsia="SimSun" w:hAnsi="Times New Roman"/>
           <w:lang w:eastAsia="zh-CN"/>
         </w:rPr>
       </w:pPr>
@@ -4074,7 +4032,7 @@
       <w:pPr>
         <w:spacing w:before="80" w:after="80"/>
         <w:rPr>
-          <w:rFonts w:ascii="Times New Roman" w:eastAsia="SimSun" w:hAnsi="Times New Roman" w:hint="eastAsia"/>
+          <w:rFonts w:ascii="Times New Roman" w:eastAsia="SimSun" w:hAnsi="Times New Roman"/>
           <w:lang w:eastAsia="zh-CN"/>
         </w:rPr>
       </w:pPr>
@@ -4139,7 +4097,7 @@
       <w:pPr>
         <w:spacing w:before="80" w:after="80"/>
         <w:rPr>
-          <w:rFonts w:ascii="Times New Roman" w:eastAsia="SimSun" w:hAnsi="Times New Roman" w:hint="eastAsia"/>
+          <w:rFonts w:ascii="Times New Roman" w:eastAsia="SimSun" w:hAnsi="Times New Roman"/>
           <w:lang w:eastAsia="zh-CN"/>
         </w:rPr>
       </w:pPr>
@@ -4204,7 +4162,7 @@
       <w:pPr>
         <w:spacing w:before="80" w:after="80"/>
         <w:rPr>
-          <w:rFonts w:ascii="Times New Roman" w:eastAsia="SimSun" w:hAnsi="Times New Roman" w:hint="eastAsia"/>
+          <w:rFonts w:ascii="Times New Roman" w:eastAsia="SimSun" w:hAnsi="Times New Roman"/>
           <w:lang w:eastAsia="zh-CN"/>
         </w:rPr>
       </w:pPr>
@@ -4255,7 +4213,7 @@
       <w:pPr>
         <w:spacing w:before="80" w:after="80"/>
         <w:rPr>
-          <w:rFonts w:ascii="Times New Roman" w:eastAsia="SimSun" w:hAnsi="Times New Roman" w:hint="eastAsia"/>
+          <w:rFonts w:ascii="Times New Roman" w:eastAsia="SimSun" w:hAnsi="Times New Roman"/>
           <w:lang w:eastAsia="zh-CN"/>
         </w:rPr>
       </w:pPr>
@@ -4306,7 +4264,7 @@
       <w:pPr>
         <w:spacing w:before="80" w:after="80"/>
         <w:rPr>
-          <w:rFonts w:ascii="Times New Roman" w:eastAsia="SimSun" w:hAnsi="Times New Roman" w:hint="eastAsia"/>
+          <w:rFonts w:ascii="Times New Roman" w:eastAsia="SimSun" w:hAnsi="Times New Roman"/>
           <w:lang w:eastAsia="zh-CN"/>
         </w:rPr>
       </w:pPr>
@@ -4329,7 +4287,7 @@
       <w:pPr>
         <w:spacing w:before="80" w:after="80"/>
         <w:rPr>
-          <w:rFonts w:ascii="Times New Roman" w:eastAsia="SimSun" w:hAnsi="Times New Roman" w:hint="eastAsia"/>
+          <w:rFonts w:ascii="Times New Roman" w:eastAsia="SimSun" w:hAnsi="Times New Roman"/>
           <w:lang w:eastAsia="zh-CN"/>
         </w:rPr>
       </w:pPr>
@@ -4422,7 +4380,7 @@
       <w:pPr>
         <w:spacing w:before="80" w:after="80"/>
         <w:rPr>
-          <w:rFonts w:ascii="Times New Roman" w:eastAsia="SimSun" w:hAnsi="Times New Roman" w:hint="eastAsia"/>
+          <w:rFonts w:ascii="Times New Roman" w:eastAsia="SimSun" w:hAnsi="Times New Roman"/>
           <w:lang w:eastAsia="zh-CN"/>
         </w:rPr>
       </w:pPr>
@@ -4445,7 +4403,7 @@
       <w:pPr>
         <w:spacing w:before="80" w:after="80"/>
         <w:rPr>
-          <w:rFonts w:ascii="Times New Roman" w:eastAsia="SimSun" w:hAnsi="Times New Roman" w:hint="eastAsia"/>
+          <w:rFonts w:ascii="Times New Roman" w:eastAsia="SimSun" w:hAnsi="Times New Roman"/>
           <w:lang w:eastAsia="zh-CN"/>
         </w:rPr>
       </w:pPr>
@@ -4510,7 +4468,7 @@
       <w:pPr>
         <w:spacing w:before="80" w:after="80"/>
         <w:rPr>
-          <w:rFonts w:ascii="Times New Roman" w:eastAsia="SimSun" w:hAnsi="Times New Roman" w:hint="eastAsia"/>
+          <w:rFonts w:ascii="Times New Roman" w:eastAsia="SimSun" w:hAnsi="Times New Roman"/>
           <w:lang w:eastAsia="zh-CN"/>
         </w:rPr>
       </w:pPr>
@@ -4547,7 +4505,7 @@
       <w:pPr>
         <w:spacing w:before="80" w:after="80"/>
         <w:rPr>
-          <w:rFonts w:ascii="Times New Roman" w:eastAsia="SimSun" w:hAnsi="Times New Roman" w:hint="eastAsia"/>
+          <w:rFonts w:ascii="Times New Roman" w:eastAsia="SimSun" w:hAnsi="Times New Roman"/>
           <w:lang w:eastAsia="zh-CN"/>
         </w:rPr>
       </w:pPr>
